--- a/docs/Informe-Tecnico-BigData-Geoespacial.docx
+++ b/docs/Informe-Tecnico-BigData-Geoespacial.docx
@@ -125,15 +125,7 @@
           <w:sz w:val="19"/>
           <w:szCs w:val="19"/>
         </w:rPr>
-        <w:t xml:space="preserve"> </w:t>
-      </w:r>
-      <w:r>
-        <w:rPr>
-          <w:rFonts w:ascii="Consolas" w:cs="Consolas" w:eastAsia="Consolas" w:hAnsi="Consolas"/>
-          <w:sz w:val="16"/>
-          <w:szCs w:val="16"/>
-        </w:rPr>
-        <w:t xml:space="preserve">&lt;URL-DEL-REPOSITORIO&gt;</w:t>
+        <w:t xml:space="preserve"> https://github.com/Cristian-Tg/Proyecto-BigData-Datos-Geoespaciales-</w:t>
       </w:r>
     </w:p>
     <w:p>

--- a/docs/Informe-Tecnico-BigData-Geoespacial.docx
+++ b/docs/Informe-Tecnico-BigData-Geoespacial.docx
@@ -4391,8 +4391,8 @@
         </w:tblBorders>
       </w:tblPr>
       <w:tblGrid>
-        <w:gridCol w:w="5205"/>
-        <w:gridCol w:w="5019"/>
+        <w:gridCol w:w="4473"/>
+        <w:gridCol w:w="5751"/>
       </w:tblGrid>
       <w:tr>
         <w:trPr>
@@ -4400,7 +4400,7 @@
         </w:trPr>
         <w:tc>
           <w:tcPr>
-            <w:tcW w:type="dxa" w:w="5205"/>
+            <w:tcW w:type="dxa" w:w="4473"/>
             <w:shd w:fill="EDEDED" w:color="auto" w:val="clear"/>
             <w:tcMar>
               <w:top w:type="dxa" w:w="40"/>
@@ -4428,7 +4428,7 @@
         </w:tc>
         <w:tc>
           <w:tcPr>
-            <w:tcW w:type="dxa" w:w="5019"/>
+            <w:tcW w:type="dxa" w:w="5751"/>
             <w:shd w:fill="EDEDED" w:color="auto" w:val="clear"/>
             <w:tcMar>
               <w:top w:type="dxa" w:w="40"/>
@@ -4458,7 +4458,7 @@
       <w:tr>
         <w:tc>
           <w:tcPr>
-            <w:tcW w:type="dxa" w:w="5205"/>
+            <w:tcW w:type="dxa" w:w="4473"/>
             <w:tcMar>
               <w:top w:type="dxa" w:w="40"/>
               <w:left w:type="dxa" w:w="90"/>
@@ -4483,7 +4483,7 @@
         </w:tc>
         <w:tc>
           <w:tcPr>
-            <w:tcW w:type="dxa" w:w="5019"/>
+            <w:tcW w:type="dxa" w:w="5751"/>
             <w:tcMar>
               <w:top w:type="dxa" w:w="40"/>
               <w:left w:type="dxa" w:w="90"/>
@@ -4510,7 +4510,7 @@
       <w:tr>
         <w:tc>
           <w:tcPr>
-            <w:tcW w:type="dxa" w:w="5205"/>
+            <w:tcW w:type="dxa" w:w="4473"/>
             <w:tcMar>
               <w:top w:type="dxa" w:w="40"/>
               <w:left w:type="dxa" w:w="90"/>
@@ -4535,7 +4535,7 @@
         </w:tc>
         <w:tc>
           <w:tcPr>
-            <w:tcW w:type="dxa" w:w="5019"/>
+            <w:tcW w:type="dxa" w:w="5751"/>
             <w:tcMar>
               <w:top w:type="dxa" w:w="40"/>
               <w:left w:type="dxa" w:w="90"/>
@@ -4564,7 +4564,7 @@
       <w:tr>
         <w:tc>
           <w:tcPr>
-            <w:tcW w:type="dxa" w:w="5205"/>
+            <w:tcW w:type="dxa" w:w="4473"/>
             <w:tcMar>
               <w:top w:type="dxa" w:w="40"/>
               <w:left w:type="dxa" w:w="90"/>
@@ -4589,7 +4589,7 @@
         </w:tc>
         <w:tc>
           <w:tcPr>
-            <w:tcW w:type="dxa" w:w="5019"/>
+            <w:tcW w:type="dxa" w:w="5751"/>
             <w:tcMar>
               <w:top w:type="dxa" w:w="40"/>
               <w:left w:type="dxa" w:w="90"/>
@@ -4616,7 +4616,7 @@
       <w:tr>
         <w:tc>
           <w:tcPr>
-            <w:tcW w:type="dxa" w:w="5205"/>
+            <w:tcW w:type="dxa" w:w="4473"/>
             <w:tcMar>
               <w:top w:type="dxa" w:w="40"/>
               <w:left w:type="dxa" w:w="90"/>
@@ -4641,7 +4641,7 @@
         </w:tc>
         <w:tc>
           <w:tcPr>
-            <w:tcW w:type="dxa" w:w="5019"/>
+            <w:tcW w:type="dxa" w:w="5751"/>
             <w:tcMar>
               <w:top w:type="dxa" w:w="40"/>
               <w:left w:type="dxa" w:w="90"/>
@@ -4670,7 +4670,7 @@
       <w:tr>
         <w:tc>
           <w:tcPr>
-            <w:tcW w:type="dxa" w:w="5205"/>
+            <w:tcW w:type="dxa" w:w="4473"/>
             <w:tcMar>
               <w:top w:type="dxa" w:w="40"/>
               <w:left w:type="dxa" w:w="90"/>
@@ -4695,7 +4695,7 @@
         </w:tc>
         <w:tc>
           <w:tcPr>
-            <w:tcW w:type="dxa" w:w="5019"/>
+            <w:tcW w:type="dxa" w:w="5751"/>
             <w:tcMar>
               <w:top w:type="dxa" w:w="40"/>
               <w:left w:type="dxa" w:w="90"/>
@@ -4722,7 +4722,7 @@
       <w:tr>
         <w:tc>
           <w:tcPr>
-            <w:tcW w:type="dxa" w:w="5205"/>
+            <w:tcW w:type="dxa" w:w="4473"/>
             <w:tcMar>
               <w:top w:type="dxa" w:w="40"/>
               <w:left w:type="dxa" w:w="90"/>
@@ -4747,7 +4747,7 @@
         </w:tc>
         <w:tc>
           <w:tcPr>
-            <w:tcW w:type="dxa" w:w="5019"/>
+            <w:tcW w:type="dxa" w:w="5751"/>
             <w:tcMar>
               <w:top w:type="dxa" w:w="40"/>
               <w:left w:type="dxa" w:w="90"/>
@@ -4766,7 +4766,7 @@
                 <w:sz w:val="17"/>
                 <w:szCs w:val="17"/>
               </w:rPr>
-              <w:t xml:space="preserve">815,2 s (1 522 registros/s)</w:t>
+              <w:t xml:space="preserve">76–113 s (11 000–16 400 registros/s)</w:t>
             </w:r>
           </w:p>
         </w:tc>
@@ -4776,6 +4776,37 @@
       <w:pPr>
         <w:spacing w:after="100"/>
       </w:pPr>
+    </w:p>
+    <w:p>
+      <w:pPr>
+        <w:spacing w:after="80" w:line="240"/>
+      </w:pPr>
+      <w:r>
+        <w:rPr>
+          <w:rFonts w:ascii="Calibri" w:cs="Calibri" w:eastAsia="Calibri" w:hAnsi="Calibri"/>
+          <w:sz w:val="19"/>
+          <w:szCs w:val="19"/>
+        </w:rPr>
+        <w:t xml:space="preserve">El tiempo es el de dos ejecuciones con el equipo sin otra carga. Una primera medición dio 815 s (1 522 registros/s): se tomó con el host al límite de memoria y Windows paginando, y el sistema operativo llegó a detener procesos. Se descarta por no representativa; diez veces de diferencia por la misma carga sobre los mismos datos es el efecto de la memoria, no del motor. Las dos ejecuciones limpias reprodujeron </w:t>
+      </w:r>
+      <w:r>
+        <w:rPr>
+          <w:rFonts w:ascii="Calibri" w:cs="Calibri" w:eastAsia="Calibri" w:hAnsi="Calibri"/>
+          <w:b/>
+          <w:bCs/>
+          <w:sz w:val="19"/>
+          <w:szCs w:val="19"/>
+        </w:rPr>
+        <w:t xml:space="preserve">exactamente</w:t>
+      </w:r>
+      <w:r>
+        <w:rPr>
+          <w:rFonts w:ascii="Calibri" w:cs="Calibri" w:eastAsia="Calibri" w:hAnsi="Calibri"/>
+          <w:sz w:val="19"/>
+          <w:szCs w:val="19"/>
+        </w:rPr>
+        <w:t xml:space="preserve"> los mismos 1 240 933 registros y el mismo conteo por año, gracias a la semilla fija del muestreo.</w:t>
+      </w:r>
     </w:p>
     <w:p>
       <w:pPr>
@@ -6373,6 +6404,19 @@
       <w:pPr>
         <w:spacing w:after="100"/>
       </w:pPr>
+    </w:p>
+    <w:p>
+      <w:pPr>
+        <w:spacing w:after="80" w:line="240"/>
+      </w:pPr>
+      <w:r>
+        <w:rPr>
+          <w:rFonts w:ascii="Calibri" w:cs="Calibri" w:eastAsia="Calibri" w:hAnsi="Calibri"/>
+          <w:sz w:val="19"/>
+          <w:szCs w:val="19"/>
+        </w:rPr>
+        <w:t xml:space="preserve">Una reejecución posterior sobre la misma muestra, con el equipo descargado, tardó 116,3 s y produjo exactamente los mismos documentos en las cinco colecciones.</w:t>
+      </w:r>
     </w:p>
     <w:p>
       <w:pPr>
@@ -12925,7 +12969,7 @@
                 <w:sz w:val="17"/>
                 <w:szCs w:val="17"/>
               </w:rPr>
-              <w:t xml:space="preserve">trabajo por partición, sin shuffle; reglas en pandas probadas con pytest; 1 522 registros/s</w:t>
+              <w:t xml:space="preserve">trabajo por partición, sin shuffle; reglas en pandas probadas con pytest; 11 000–16 400 registros/s</w:t>
             </w:r>
           </w:p>
         </w:tc>
@@ -13083,7 +13127,7 @@
           <w:sz w:val="19"/>
           <w:szCs w:val="19"/>
         </w:rPr>
-        <w:t xml:space="preserve">52 de integración</w:t>
+        <w:t xml:space="preserve">53 de integración</w:t>
       </w:r>
       <w:r>
         <w:rPr>
@@ -13803,6 +13847,846 @@
           <w:szCs w:val="19"/>
         </w:rPr>
         <w:t xml:space="preserve"> La implementación refina latitud y longitud de forma alternada en un solo bucle; la prueba cruzada las cuantiza por separado y entrelaza los bits al final. Que dos caminos distintos coincidan sobre puntos aleatorios significa que el resultado no depende de un detalle de implementación: se ejecutó sobre 20 000 puntos con cero discrepancias.</w:t>
+      </w:r>
+    </w:p>
+    <w:p>
+      <w:pPr>
+        <w:pStyle w:val="Heading2"/>
+        <w:spacing w:after="60" w:before="160"/>
+      </w:pPr>
+      <w:r>
+        <w:rPr>
+          <w:rFonts w:ascii="Calibri" w:cs="Calibri" w:eastAsia="Calibri" w:hAnsi="Calibri"/>
+          <w:b/>
+          <w:bCs/>
+          <w:color w:val="2E5F8A"/>
+          <w:sz w:val="21"/>
+          <w:szCs w:val="21"/>
+        </w:rPr>
+        <w:t xml:space="preserve">5.1 Integración y despliegue continuo, verificado</w:t>
+      </w:r>
+    </w:p>
+    <w:p>
+      <w:pPr>
+        <w:spacing w:after="80" w:line="240"/>
+      </w:pPr>
+      <w:r>
+        <w:rPr>
+          <w:rFonts w:ascii="Calibri" w:cs="Calibri" w:eastAsia="Calibri" w:hAnsi="Calibri"/>
+          <w:sz w:val="19"/>
+          <w:szCs w:val="19"/>
+        </w:rPr>
+        <w:t xml:space="preserve">Cada </w:t>
+      </w:r>
+      <w:r>
+        <w:rPr>
+          <w:rFonts w:ascii="Consolas" w:cs="Consolas" w:eastAsia="Consolas" w:hAnsi="Consolas"/>
+          <w:sz w:val="16"/>
+          <w:szCs w:val="16"/>
+        </w:rPr>
+        <w:t xml:space="preserve">push</w:t>
+      </w:r>
+      <w:r>
+        <w:rPr>
+          <w:rFonts w:ascii="Calibri" w:cs="Calibri" w:eastAsia="Calibri" w:hAnsi="Calibri"/>
+          <w:sz w:val="19"/>
+          <w:szCs w:val="19"/>
+        </w:rPr>
+        <w:t xml:space="preserve"> a </w:t>
+      </w:r>
+      <w:r>
+        <w:rPr>
+          <w:rFonts w:ascii="Consolas" w:cs="Consolas" w:eastAsia="Consolas" w:hAnsi="Consolas"/>
+          <w:sz w:val="16"/>
+          <w:szCs w:val="16"/>
+        </w:rPr>
+        <w:t xml:space="preserve">main</w:t>
+      </w:r>
+      <w:r>
+        <w:rPr>
+          <w:rFonts w:ascii="Calibri" w:cs="Calibri" w:eastAsia="Calibri" w:hAnsi="Calibri"/>
+          <w:sz w:val="19"/>
+          <w:szCs w:val="19"/>
+        </w:rPr>
+        <w:t xml:space="preserve"> llega a Jenkins por un webhook de GitHub y dispara el pipeline sin intervención. Los builds que lo demuestran se conservan:</w:t>
+      </w:r>
+    </w:p>
+    <w:tbl>
+      <w:tblPr>
+        <w:tblW w:type="dxa" w:w="10224"/>
+        <w:tblBorders>
+          <w:top w:val="single" w:color="BFBFBF" w:sz="2"/>
+          <w:left w:val="single" w:color="BFBFBF" w:sz="2"/>
+          <w:bottom w:val="single" w:color="BFBFBF" w:sz="2"/>
+          <w:right w:val="single" w:color="BFBFBF" w:sz="2"/>
+          <w:insideH w:val="single" w:color="BFBFBF" w:sz="2"/>
+          <w:insideV w:val="single" w:color="BFBFBF" w:sz="2"/>
+        </w:tblBorders>
+      </w:tblPr>
+      <w:tblGrid>
+        <w:gridCol w:w="700"/>
+        <w:gridCol w:w="4686"/>
+        <w:gridCol w:w="4838"/>
+      </w:tblGrid>
+      <w:tr>
+        <w:trPr>
+          <w:tblHeader/>
+        </w:trPr>
+        <w:tc>
+          <w:tcPr>
+            <w:tcW w:type="dxa" w:w="700"/>
+            <w:shd w:fill="EDEDED" w:color="auto" w:val="clear"/>
+            <w:tcMar>
+              <w:top w:type="dxa" w:w="40"/>
+              <w:left w:type="dxa" w:w="90"/>
+              <w:bottom w:type="dxa" w:w="40"/>
+              <w:right w:type="dxa" w:w="90"/>
+            </w:tcMar>
+          </w:tcPr>
+          <w:p>
+            <w:pPr>
+              <w:spacing w:after="0" w:line="220"/>
+              <w:jc w:val="left"/>
+            </w:pPr>
+            <w:r>
+              <w:rPr>
+                <w:rFonts w:ascii="Calibri" w:cs="Calibri" w:eastAsia="Calibri" w:hAnsi="Calibri"/>
+                <w:b/>
+                <w:bCs/>
+                <w:sz w:val="17"/>
+                <w:szCs w:val="17"/>
+              </w:rPr>
+              <w:t xml:space="preserve">Build</w:t>
+            </w:r>
+          </w:p>
+        </w:tc>
+        <w:tc>
+          <w:tcPr>
+            <w:tcW w:type="dxa" w:w="4686"/>
+            <w:shd w:fill="EDEDED" w:color="auto" w:val="clear"/>
+            <w:tcMar>
+              <w:top w:type="dxa" w:w="40"/>
+              <w:left w:type="dxa" w:w="90"/>
+              <w:bottom w:type="dxa" w:w="40"/>
+              <w:right w:type="dxa" w:w="90"/>
+            </w:tcMar>
+          </w:tcPr>
+          <w:p>
+            <w:pPr>
+              <w:spacing w:after="0" w:line="220"/>
+              <w:jc w:val="left"/>
+            </w:pPr>
+            <w:r>
+              <w:rPr>
+                <w:rFonts w:ascii="Calibri" w:cs="Calibri" w:eastAsia="Calibri" w:hAnsi="Calibri"/>
+                <w:b/>
+                <w:bCs/>
+                <w:sz w:val="17"/>
+                <w:szCs w:val="17"/>
+              </w:rPr>
+              <w:t xml:space="preserve">Origen</w:t>
+            </w:r>
+          </w:p>
+        </w:tc>
+        <w:tc>
+          <w:tcPr>
+            <w:tcW w:type="dxa" w:w="4838"/>
+            <w:shd w:fill="EDEDED" w:color="auto" w:val="clear"/>
+            <w:tcMar>
+              <w:top w:type="dxa" w:w="40"/>
+              <w:left w:type="dxa" w:w="90"/>
+              <w:bottom w:type="dxa" w:w="40"/>
+              <w:right w:type="dxa" w:w="90"/>
+            </w:tcMar>
+          </w:tcPr>
+          <w:p>
+            <w:pPr>
+              <w:spacing w:after="0" w:line="220"/>
+              <w:jc w:val="left"/>
+            </w:pPr>
+            <w:r>
+              <w:rPr>
+                <w:rFonts w:ascii="Calibri" w:cs="Calibri" w:eastAsia="Calibri" w:hAnsi="Calibri"/>
+                <w:b/>
+                <w:bCs/>
+                <w:sz w:val="17"/>
+                <w:szCs w:val="17"/>
+              </w:rPr>
+              <w:t xml:space="preserve">Resultado</w:t>
+            </w:r>
+          </w:p>
+        </w:tc>
+      </w:tr>
+      <w:tr>
+        <w:tc>
+          <w:tcPr>
+            <w:tcW w:type="dxa" w:w="700"/>
+            <w:tcMar>
+              <w:top w:type="dxa" w:w="40"/>
+              <w:left w:type="dxa" w:w="90"/>
+              <w:bottom w:type="dxa" w:w="40"/>
+              <w:right w:type="dxa" w:w="90"/>
+            </w:tcMar>
+          </w:tcPr>
+          <w:p>
+            <w:pPr>
+              <w:spacing w:after="0" w:line="220"/>
+              <w:jc w:val="left"/>
+            </w:pPr>
+            <w:r>
+              <w:rPr>
+                <w:rFonts w:ascii="Calibri" w:cs="Calibri" w:eastAsia="Calibri" w:hAnsi="Calibri"/>
+                <w:sz w:val="17"/>
+                <w:szCs w:val="17"/>
+              </w:rPr>
+              <w:t xml:space="preserve">#7</w:t>
+            </w:r>
+          </w:p>
+        </w:tc>
+        <w:tc>
+          <w:tcPr>
+            <w:tcW w:type="dxa" w:w="4686"/>
+            <w:tcMar>
+              <w:top w:type="dxa" w:w="40"/>
+              <w:left w:type="dxa" w:w="90"/>
+              <w:bottom w:type="dxa" w:w="40"/>
+              <w:right w:type="dxa" w:w="90"/>
+            </w:tcMar>
+          </w:tcPr>
+          <w:p>
+            <w:pPr>
+              <w:spacing w:after="0" w:line="220"/>
+              <w:jc w:val="left"/>
+            </w:pPr>
+            <w:r>
+              <w:rPr>
+                <w:rFonts w:ascii="Calibri" w:cs="Calibri" w:eastAsia="Calibri" w:hAnsi="Calibri"/>
+                <w:sz w:val="17"/>
+                <w:szCs w:val="17"/>
+              </w:rPr>
+              <w:t xml:space="preserve">webhook</w:t>
+            </w:r>
+          </w:p>
+        </w:tc>
+        <w:tc>
+          <w:tcPr>
+            <w:tcW w:type="dxa" w:w="4838"/>
+            <w:tcMar>
+              <w:top w:type="dxa" w:w="40"/>
+              <w:left w:type="dxa" w:w="90"/>
+              <w:bottom w:type="dxa" w:w="40"/>
+              <w:right w:type="dxa" w:w="90"/>
+            </w:tcMar>
+          </w:tcPr>
+          <w:p>
+            <w:pPr>
+              <w:spacing w:after="0" w:line="220"/>
+              <w:jc w:val="left"/>
+            </w:pPr>
+            <w:r>
+              <w:rPr>
+                <w:rFonts w:ascii="Calibri" w:cs="Calibri" w:eastAsia="Calibri" w:hAnsi="Calibri"/>
+                <w:sz w:val="17"/>
+                <w:szCs w:val="17"/>
+              </w:rPr>
+              <w:t xml:space="preserve">261 + 53 pruebas en verde → </w:t>
+            </w:r>
+            <w:r>
+              <w:rPr>
+                <w:rFonts w:ascii="Calibri" w:cs="Calibri" w:eastAsia="Calibri" w:hAnsi="Calibri"/>
+                <w:b/>
+                <w:bCs/>
+                <w:sz w:val="17"/>
+                <w:szCs w:val="17"/>
+              </w:rPr>
+              <w:t xml:space="preserve">desplegado</w:t>
+            </w:r>
+            <w:r>
+              <w:rPr>
+                <w:rFonts w:ascii="Calibri" w:cs="Calibri" w:eastAsia="Calibri" w:hAnsi="Calibri"/>
+                <w:sz w:val="17"/>
+                <w:szCs w:val="17"/>
+              </w:rPr>
+              <w:t xml:space="preserve"> (~2 min)</w:t>
+            </w:r>
+          </w:p>
+        </w:tc>
+      </w:tr>
+      <w:tr>
+        <w:tc>
+          <w:tcPr>
+            <w:tcW w:type="dxa" w:w="700"/>
+            <w:tcMar>
+              <w:top w:type="dxa" w:w="40"/>
+              <w:left w:type="dxa" w:w="90"/>
+              <w:bottom w:type="dxa" w:w="40"/>
+              <w:right w:type="dxa" w:w="90"/>
+            </w:tcMar>
+          </w:tcPr>
+          <w:p>
+            <w:pPr>
+              <w:spacing w:after="0" w:line="220"/>
+              <w:jc w:val="left"/>
+            </w:pPr>
+            <w:r>
+              <w:rPr>
+                <w:rFonts w:ascii="Calibri" w:cs="Calibri" w:eastAsia="Calibri" w:hAnsi="Calibri"/>
+                <w:sz w:val="17"/>
+                <w:szCs w:val="17"/>
+              </w:rPr>
+              <w:t xml:space="preserve">#8</w:t>
+            </w:r>
+          </w:p>
+        </w:tc>
+        <w:tc>
+          <w:tcPr>
+            <w:tcW w:type="dxa" w:w="4686"/>
+            <w:tcMar>
+              <w:top w:type="dxa" w:w="40"/>
+              <w:left w:type="dxa" w:w="90"/>
+              <w:bottom w:type="dxa" w:w="40"/>
+              <w:right w:type="dxa" w:w="90"/>
+            </w:tcMar>
+          </w:tcPr>
+          <w:p>
+            <w:pPr>
+              <w:spacing w:after="0" w:line="220"/>
+              <w:jc w:val="left"/>
+            </w:pPr>
+            <w:r>
+              <w:rPr>
+                <w:rFonts w:ascii="Calibri" w:cs="Calibri" w:eastAsia="Calibri" w:hAnsi="Calibri"/>
+                <w:sz w:val="17"/>
+                <w:szCs w:val="17"/>
+              </w:rPr>
+              <w:t xml:space="preserve">webhook, commit </w:t>
+            </w:r>
+            <w:r>
+              <w:rPr>
+                <w:rFonts w:ascii="Consolas" w:cs="Consolas" w:eastAsia="Consolas" w:hAnsi="Consolas"/>
+                <w:sz w:val="16"/>
+                <w:szCs w:val="16"/>
+              </w:rPr>
+              <w:t xml:space="preserve">b0abf5e</w:t>
+            </w:r>
+            <w:r>
+              <w:rPr>
+                <w:rFonts w:ascii="Calibri" w:cs="Calibri" w:eastAsia="Calibri" w:hAnsi="Calibri"/>
+                <w:sz w:val="17"/>
+                <w:szCs w:val="17"/>
+              </w:rPr>
+              <w:t xml:space="preserve"> con una prueba rota a propósito</w:t>
+            </w:r>
+          </w:p>
+        </w:tc>
+        <w:tc>
+          <w:tcPr>
+            <w:tcW w:type="dxa" w:w="4838"/>
+            <w:tcMar>
+              <w:top w:type="dxa" w:w="40"/>
+              <w:left w:type="dxa" w:w="90"/>
+              <w:bottom w:type="dxa" w:w="40"/>
+              <w:right w:type="dxa" w:w="90"/>
+            </w:tcMar>
+          </w:tcPr>
+          <w:p>
+            <w:pPr>
+              <w:spacing w:after="0" w:line="220"/>
+              <w:jc w:val="left"/>
+            </w:pPr>
+            <w:r>
+              <w:rPr>
+                <w:rFonts w:ascii="Calibri" w:cs="Calibri" w:eastAsia="Calibri" w:hAnsi="Calibri"/>
+                <w:sz w:val="17"/>
+                <w:szCs w:val="17"/>
+              </w:rPr>
+              <w:t xml:space="preserve">se detiene en la </w:t>
+            </w:r>
+            <w:r>
+              <w:rPr>
+                <w:rFonts w:ascii="Calibri" w:cs="Calibri" w:eastAsia="Calibri" w:hAnsi="Calibri"/>
+                <w:b/>
+                <w:bCs/>
+                <w:sz w:val="17"/>
+                <w:szCs w:val="17"/>
+              </w:rPr>
+              <w:t xml:space="preserve">etapa 3</w:t>
+            </w:r>
+            <w:r>
+              <w:rPr>
+                <w:rFonts w:ascii="Calibri" w:cs="Calibri" w:eastAsia="Calibri" w:hAnsi="Calibri"/>
+                <w:sz w:val="17"/>
+                <w:szCs w:val="17"/>
+              </w:rPr>
+              <w:t xml:space="preserve">; no construye imágenes ni despliega; la imagen </w:t>
+            </w:r>
+            <w:r>
+              <w:rPr>
+                <w:rFonts w:ascii="Consolas" w:cs="Consolas" w:eastAsia="Consolas" w:hAnsi="Consolas"/>
+                <w:sz w:val="16"/>
+                <w:szCs w:val="16"/>
+              </w:rPr>
+              <w:t xml:space="preserve">stable</w:t>
+            </w:r>
+            <w:r>
+              <w:rPr>
+                <w:rFonts w:ascii="Calibri" w:cs="Calibri" w:eastAsia="Calibri" w:hAnsi="Calibri"/>
+                <w:sz w:val="17"/>
+                <w:szCs w:val="17"/>
+              </w:rPr>
+              <w:t xml:space="preserve"> conserva el mismo identificador antes y después</w:t>
+            </w:r>
+          </w:p>
+        </w:tc>
+      </w:tr>
+      <w:tr>
+        <w:tc>
+          <w:tcPr>
+            <w:tcW w:type="dxa" w:w="700"/>
+            <w:tcMar>
+              <w:top w:type="dxa" w:w="40"/>
+              <w:left w:type="dxa" w:w="90"/>
+              <w:bottom w:type="dxa" w:w="40"/>
+              <w:right w:type="dxa" w:w="90"/>
+            </w:tcMar>
+          </w:tcPr>
+          <w:p>
+            <w:pPr>
+              <w:spacing w:after="0" w:line="220"/>
+              <w:jc w:val="left"/>
+            </w:pPr>
+            <w:r>
+              <w:rPr>
+                <w:rFonts w:ascii="Calibri" w:cs="Calibri" w:eastAsia="Calibri" w:hAnsi="Calibri"/>
+                <w:sz w:val="17"/>
+                <w:szCs w:val="17"/>
+              </w:rPr>
+              <w:t xml:space="preserve">#9</w:t>
+            </w:r>
+          </w:p>
+        </w:tc>
+        <w:tc>
+          <w:tcPr>
+            <w:tcW w:type="dxa" w:w="4686"/>
+            <w:tcMar>
+              <w:top w:type="dxa" w:w="40"/>
+              <w:left w:type="dxa" w:w="90"/>
+              <w:bottom w:type="dxa" w:w="40"/>
+              <w:right w:type="dxa" w:w="90"/>
+            </w:tcMar>
+          </w:tcPr>
+          <w:p>
+            <w:pPr>
+              <w:spacing w:after="0" w:line="220"/>
+              <w:jc w:val="left"/>
+            </w:pPr>
+            <w:r>
+              <w:rPr>
+                <w:rFonts w:ascii="Calibri" w:cs="Calibri" w:eastAsia="Calibri" w:hAnsi="Calibri"/>
+                <w:sz w:val="17"/>
+                <w:szCs w:val="17"/>
+              </w:rPr>
+              <w:t xml:space="preserve">webhook, </w:t>
+            </w:r>
+            <w:r>
+              <w:rPr>
+                <w:rFonts w:ascii="Consolas" w:cs="Consolas" w:eastAsia="Consolas" w:hAnsi="Consolas"/>
+                <w:sz w:val="16"/>
+                <w:szCs w:val="16"/>
+              </w:rPr>
+              <w:t xml:space="preserve">revert</w:t>
+            </w:r>
+            <w:r>
+              <w:rPr>
+                <w:rFonts w:ascii="Calibri" w:cs="Calibri" w:eastAsia="Calibri" w:hAnsi="Calibri"/>
+                <w:sz w:val="17"/>
+                <w:szCs w:val="17"/>
+              </w:rPr>
+              <w:t xml:space="preserve"> del anterior</w:t>
+            </w:r>
+          </w:p>
+        </w:tc>
+        <w:tc>
+          <w:tcPr>
+            <w:tcW w:type="dxa" w:w="4838"/>
+            <w:tcMar>
+              <w:top w:type="dxa" w:w="40"/>
+              <w:left w:type="dxa" w:w="90"/>
+              <w:bottom w:type="dxa" w:w="40"/>
+              <w:right w:type="dxa" w:w="90"/>
+            </w:tcMar>
+          </w:tcPr>
+          <w:p>
+            <w:pPr>
+              <w:spacing w:after="0" w:line="220"/>
+              <w:jc w:val="left"/>
+            </w:pPr>
+            <w:r>
+              <w:rPr>
+                <w:rFonts w:ascii="Calibri" w:cs="Calibri" w:eastAsia="Calibri" w:hAnsi="Calibri"/>
+                <w:sz w:val="17"/>
+                <w:szCs w:val="17"/>
+              </w:rPr>
+              <w:t xml:space="preserve">todo en verde → </w:t>
+            </w:r>
+            <w:r>
+              <w:rPr>
+                <w:rFonts w:ascii="Calibri" w:cs="Calibri" w:eastAsia="Calibri" w:hAnsi="Calibri"/>
+                <w:b/>
+                <w:bCs/>
+                <w:sz w:val="17"/>
+                <w:szCs w:val="17"/>
+              </w:rPr>
+              <w:t xml:space="preserve">desplegado</w:t>
+            </w:r>
+          </w:p>
+        </w:tc>
+      </w:tr>
+      <w:tr>
+        <w:tc>
+          <w:tcPr>
+            <w:tcW w:type="dxa" w:w="700"/>
+            <w:tcMar>
+              <w:top w:type="dxa" w:w="40"/>
+              <w:left w:type="dxa" w:w="90"/>
+              <w:bottom w:type="dxa" w:w="40"/>
+              <w:right w:type="dxa" w:w="90"/>
+            </w:tcMar>
+          </w:tcPr>
+          <w:p>
+            <w:pPr>
+              <w:spacing w:after="0" w:line="220"/>
+              <w:jc w:val="left"/>
+            </w:pPr>
+            <w:r>
+              <w:rPr>
+                <w:rFonts w:ascii="Calibri" w:cs="Calibri" w:eastAsia="Calibri" w:hAnsi="Calibri"/>
+                <w:sz w:val="17"/>
+                <w:szCs w:val="17"/>
+              </w:rPr>
+              <w:t xml:space="preserve">#6</w:t>
+            </w:r>
+          </w:p>
+        </w:tc>
+        <w:tc>
+          <w:tcPr>
+            <w:tcW w:type="dxa" w:w="4686"/>
+            <w:tcMar>
+              <w:top w:type="dxa" w:w="40"/>
+              <w:left w:type="dxa" w:w="90"/>
+              <w:bottom w:type="dxa" w:w="40"/>
+              <w:right w:type="dxa" w:w="90"/>
+            </w:tcMar>
+          </w:tcPr>
+          <w:p>
+            <w:pPr>
+              <w:spacing w:after="0" w:line="220"/>
+              <w:jc w:val="left"/>
+            </w:pPr>
+            <w:r>
+              <w:rPr>
+                <w:rFonts w:ascii="Calibri" w:cs="Calibri" w:eastAsia="Calibri" w:hAnsi="Calibri"/>
+                <w:sz w:val="17"/>
+                <w:szCs w:val="17"/>
+              </w:rPr>
+              <w:t xml:space="preserve">webhook</w:t>
+            </w:r>
+          </w:p>
+        </w:tc>
+        <w:tc>
+          <w:tcPr>
+            <w:tcW w:type="dxa" w:w="4838"/>
+            <w:tcMar>
+              <w:top w:type="dxa" w:w="40"/>
+              <w:left w:type="dxa" w:w="90"/>
+              <w:bottom w:type="dxa" w:w="40"/>
+              <w:right w:type="dxa" w:w="90"/>
+            </w:tcMar>
+          </w:tcPr>
+          <w:p>
+            <w:pPr>
+              <w:spacing w:after="0" w:line="220"/>
+              <w:jc w:val="left"/>
+            </w:pPr>
+            <w:r>
+              <w:rPr>
+                <w:rFonts w:ascii="Calibri" w:cs="Calibri" w:eastAsia="Calibri" w:hAnsi="Calibri"/>
+                <w:sz w:val="17"/>
+                <w:szCs w:val="17"/>
+              </w:rPr>
+              <w:t xml:space="preserve">6 pruebas de integración fallan (conteo degradado bajo presión de memoria) → </w:t>
+            </w:r>
+            <w:r>
+              <w:rPr>
+                <w:rFonts w:ascii="Calibri" w:cs="Calibri" w:eastAsia="Calibri" w:hAnsi="Calibri"/>
+                <w:b/>
+                <w:bCs/>
+                <w:sz w:val="17"/>
+                <w:szCs w:val="17"/>
+              </w:rPr>
+              <w:t xml:space="preserve">sin despliegue</w:t>
+            </w:r>
+            <w:r>
+              <w:rPr>
+                <w:rFonts w:ascii="Calibri" w:cs="Calibri" w:eastAsia="Calibri" w:hAnsi="Calibri"/>
+                <w:sz w:val="17"/>
+                <w:szCs w:val="17"/>
+              </w:rPr>
+              <w:t xml:space="preserve">, rollback a </w:t>
+            </w:r>
+            <w:r>
+              <w:rPr>
+                <w:rFonts w:ascii="Consolas" w:cs="Consolas" w:eastAsia="Consolas" w:hAnsi="Consolas"/>
+                <w:sz w:val="16"/>
+                <w:szCs w:val="16"/>
+              </w:rPr>
+              <w:t xml:space="preserve">stable</w:t>
+            </w:r>
+          </w:p>
+        </w:tc>
+      </w:tr>
+    </w:tbl>
+    <w:p>
+      <w:pPr>
+        <w:spacing w:after="100"/>
+      </w:pPr>
+    </w:p>
+    <w:p>
+      <w:pPr>
+        <w:spacing w:after="80" w:line="240"/>
+      </w:pPr>
+      <w:r>
+        <w:rPr>
+          <w:rFonts w:ascii="Calibri" w:cs="Calibri" w:eastAsia="Calibri" w:hAnsi="Calibri"/>
+          <w:sz w:val="19"/>
+          <w:szCs w:val="19"/>
+        </w:rPr>
+        <w:t xml:space="preserve">Los builds #8 y #6 son la evidencia del requisito central: </w:t>
+      </w:r>
+      <w:r>
+        <w:rPr>
+          <w:rFonts w:ascii="Calibri" w:cs="Calibri" w:eastAsia="Calibri" w:hAnsi="Calibri"/>
+          <w:b/>
+          <w:bCs/>
+          <w:sz w:val="19"/>
+          <w:szCs w:val="19"/>
+        </w:rPr>
+        <w:t xml:space="preserve">una prueba que falla detiene el despliegue</w:t>
+      </w:r>
+      <w:r>
+        <w:rPr>
+          <w:rFonts w:ascii="Calibri" w:cs="Calibri" w:eastAsia="Calibri" w:hAnsi="Calibri"/>
+          <w:sz w:val="19"/>
+          <w:szCs w:val="19"/>
+        </w:rPr>
+        <w:t xml:space="preserve">, una vez por una prueba unitaria y otra por una de integración contra la API en vivo.</w:t>
+      </w:r>
+    </w:p>
+    <w:p>
+      <w:pPr>
+        <w:spacing w:after="80" w:line="240"/>
+      </w:pPr>
+      <w:r>
+        <w:rPr>
+          <w:rFonts w:ascii="Calibri" w:cs="Calibri" w:eastAsia="Calibri" w:hAnsi="Calibri"/>
+          <w:sz w:val="19"/>
+          <w:szCs w:val="19"/>
+        </w:rPr>
+        <w:t xml:space="preserve">Tres comportamientos de Jenkins condicionaron el diseño, porque ninguno da aviso:</w:t>
+      </w:r>
+    </w:p>
+    <w:p>
+      <w:pPr>
+        <w:pStyle w:val="ListParagraph"/>
+        <w:numPr>
+          <w:ilvl w:val="0"/>
+          <w:numId w:val="3"/>
+        </w:numPr>
+        <w:spacing w:after="40" w:line="240"/>
+      </w:pPr>
+      <w:r>
+        <w:rPr>
+          <w:rFonts w:ascii="Calibri" w:cs="Calibri" w:eastAsia="Calibri" w:hAnsi="Calibri"/>
+          <w:sz w:val="19"/>
+          <w:szCs w:val="19"/>
+        </w:rPr>
+        <w:t xml:space="preserve">**Una variable del bloque </w:t>
+      </w:r>
+      <w:r>
+        <w:rPr>
+          <w:rFonts w:ascii="Consolas" w:cs="Consolas" w:eastAsia="Consolas" w:hAnsi="Consolas"/>
+          <w:sz w:val="16"/>
+          <w:szCs w:val="16"/>
+        </w:rPr>
+        <w:t xml:space="preserve">environment {}</w:t>
+      </w:r>
+      <w:r>
+        <w:rPr>
+          <w:rFonts w:ascii="Calibri" w:cs="Calibri" w:eastAsia="Calibri" w:hAnsi="Calibri"/>
+          <w:sz w:val="19"/>
+          <w:szCs w:val="19"/>
+        </w:rPr>
+        <w:t xml:space="preserve"> no se puede sobrescribir después con</w:t>
+      </w:r>
+    </w:p>
+    <w:p>
+      <w:pPr>
+        <w:spacing w:after="80" w:line="240"/>
+      </w:pPr>
+      <w:r>
+        <w:rPr>
+          <w:rFonts w:ascii="Consolas" w:cs="Consolas" w:eastAsia="Consolas" w:hAnsi="Consolas"/>
+          <w:sz w:val="16"/>
+          <w:szCs w:val="16"/>
+        </w:rPr>
+        <w:t xml:space="preserve">env.X = …</w:t>
+      </w:r>
+      <w:r>
+        <w:rPr>
+          <w:rFonts w:ascii="Calibri" w:cs="Calibri" w:eastAsia="Calibri" w:hAnsi="Calibri"/>
+          <w:b/>
+          <w:bCs/>
+          <w:sz w:val="19"/>
+          <w:szCs w:val="19"/>
+        </w:rPr>
+        <w:t xml:space="preserve">: la asignación se ignora. Así, el perfil de baja memoria se anunciaba en el log pero no se aplicaba. Ahora se fija solo en la etapa 2 y la etapa 5 </w:t>
+      </w:r>
+      <w:r>
+        <w:rPr>
+          <w:rFonts w:ascii="Calibri" w:cs="Calibri" w:eastAsia="Calibri" w:hAnsi="Calibri"/>
+          <w:sz w:val="19"/>
+          <w:szCs w:val="19"/>
+        </w:rPr>
+        <w:t xml:space="preserve">comprueba** que Mongo tenga límite de memoria, fallando si no.</w:t>
+      </w:r>
+    </w:p>
+    <w:p>
+      <w:pPr>
+        <w:pStyle w:val="ListParagraph"/>
+        <w:numPr>
+          <w:ilvl w:val="0"/>
+          <w:numId w:val="3"/>
+        </w:numPr>
+        <w:spacing w:after="40" w:line="240"/>
+      </w:pPr>
+      <w:r>
+        <w:rPr>
+          <w:rFonts w:ascii="Calibri" w:cs="Calibri" w:eastAsia="Calibri" w:hAnsi="Calibri"/>
+          <w:b/>
+          <w:bCs/>
+          <w:sz w:val="19"/>
+          <w:szCs w:val="19"/>
+        </w:rPr>
+        <w:t xml:space="preserve">Los valores por defecto de los parámetros cambian un build tarde</w:t>
+      </w:r>
+      <w:r>
+        <w:rPr>
+          <w:rFonts w:ascii="Calibri" w:cs="Calibri" w:eastAsia="Calibri" w:hAnsi="Calibri"/>
+          <w:sz w:val="19"/>
+          <w:szCs w:val="19"/>
+        </w:rPr>
+        <w:t xml:space="preserve">: Jenkins</w:t>
+      </w:r>
+    </w:p>
+    <w:p>
+      <w:pPr>
+        <w:spacing w:after="80" w:line="240"/>
+      </w:pPr>
+      <w:r>
+        <w:rPr>
+          <w:rFonts w:ascii="Calibri" w:cs="Calibri" w:eastAsia="Calibri" w:hAnsi="Calibri"/>
+          <w:sz w:val="19"/>
+          <w:szCs w:val="19"/>
+        </w:rPr>
+        <w:t xml:space="preserve">los registra al cargar el </w:t>
+      </w:r>
+      <w:r>
+        <w:rPr>
+          <w:rFonts w:ascii="Consolas" w:cs="Consolas" w:eastAsia="Consolas" w:hAnsi="Consolas"/>
+          <w:sz w:val="16"/>
+          <w:szCs w:val="16"/>
+        </w:rPr>
+        <w:t xml:space="preserve">Jenkinsfile</w:t>
+      </w:r>
+      <w:r>
+        <w:rPr>
+          <w:rFonts w:ascii="Calibri" w:cs="Calibri" w:eastAsia="Calibri" w:hAnsi="Calibri"/>
+          <w:sz w:val="19"/>
+          <w:szCs w:val="19"/>
+        </w:rPr>
+        <w:t xml:space="preserve">, así que el build que sube el cambio aún usa los anteriores.</w:t>
+      </w:r>
+    </w:p>
+    <w:p>
+      <w:pPr>
+        <w:pStyle w:val="ListParagraph"/>
+        <w:numPr>
+          <w:ilvl w:val="0"/>
+          <w:numId w:val="3"/>
+        </w:numPr>
+        <w:spacing w:after="40" w:line="240"/>
+      </w:pPr>
+      <w:r>
+        <w:rPr>
+          <w:rFonts w:ascii="Calibri" w:cs="Calibri" w:eastAsia="Calibri" w:hAnsi="Calibri"/>
+          <w:b/>
+          <w:bCs/>
+          <w:sz w:val="19"/>
+          <w:szCs w:val="19"/>
+        </w:rPr>
+        <w:t xml:space="preserve">Abortar un build no detiene los contenedores que lanzó.</w:t>
+      </w:r>
+      <w:r>
+        <w:rPr>
+          <w:rFonts w:ascii="Calibri" w:cs="Calibri" w:eastAsia="Calibri" w:hAnsi="Calibri"/>
+          <w:sz w:val="19"/>
+          <w:szCs w:val="19"/>
+        </w:rPr>
+        <w:t xml:space="preserve"> Se documenta como</w:t>
+      </w:r>
+    </w:p>
+    <w:p>
+      <w:pPr>
+        <w:spacing w:after="80" w:line="240"/>
+      </w:pPr>
+      <w:r>
+        <w:rPr>
+          <w:rFonts w:ascii="Calibri" w:cs="Calibri" w:eastAsia="Calibri" w:hAnsi="Calibri"/>
+          <w:sz w:val="19"/>
+          <w:szCs w:val="19"/>
+        </w:rPr>
+        <w:t xml:space="preserve">procedimiento: tras abortar, eliminar los contenedores de trabajo.</w:t>
+      </w:r>
+    </w:p>
+    <w:p>
+      <w:pPr>
+        <w:spacing w:after="80" w:line="240"/>
+      </w:pPr>
+      <w:r>
+        <w:rPr>
+          <w:rFonts w:ascii="Calibri" w:cs="Calibri" w:eastAsia="Calibri" w:hAnsi="Calibri"/>
+          <w:sz w:val="19"/>
+          <w:szCs w:val="19"/>
+        </w:rPr>
+        <w:t xml:space="preserve">Ingesta y Spark están </w:t>
+      </w:r>
+      <w:r>
+        <w:rPr>
+          <w:rFonts w:ascii="Calibri" w:cs="Calibri" w:eastAsia="Calibri" w:hAnsi="Calibri"/>
+          <w:b/>
+          <w:bCs/>
+          <w:sz w:val="19"/>
+          <w:szCs w:val="19"/>
+        </w:rPr>
+        <w:t xml:space="preserve">desactivados por defecto</w:t>
+      </w:r>
+      <w:r>
+        <w:rPr>
+          <w:rFonts w:ascii="Calibri" w:cs="Calibri" w:eastAsia="Calibri" w:hAnsi="Calibri"/>
+          <w:sz w:val="19"/>
+          <w:szCs w:val="19"/>
+        </w:rPr>
+        <w:t xml:space="preserve"> en el pipeline: los datos persisten en el volumen y la ingesta es idempotente. Así cada push cuesta unos 2 minutos en lugar de 30–40, que es lo que permite hacer un cambio en vivo y verlo desplegado durante la sustentación. Se activan en el primer build de un equipo nuevo.</w:t>
       </w:r>
     </w:p>
     <w:p>
@@ -14673,6 +15557,21 @@
   <w:style w:type="paragraph" w:styleId="Normal" w:default="1">
     <w:name w:val="Normal"/>
     <w:qFormat/>
+  </w:style>
+  <w:style w:type="table" w:styleId="TableNormal" w:default="true">
+    <w:name w:val="Normal Table"/>
+    <w:uiPriority w:val="99"/>
+    <w:semiHidden/>
+    <w:unhideWhenUsed/>
+    <w:tblPr>
+      <w:tblInd w:type="dxa" w:w="0"/>
+      <w:tblCellMar>
+        <w:top w:type="dxa" w:w="0"/>
+        <w:left w:type="dxa" w:w="108"/>
+        <w:bottom w:type="dxa" w:w="0"/>
+        <w:right w:type="dxa" w:w="108"/>
+      </w:tblCellMar>
+    </w:tblPr>
   </w:style>
   <w:style w:type="paragraph" w:styleId="Title">
     <w:name w:val="Title"/>
